--- a/thesis/build/thesis_full_pandoc.docx
+++ b/thesis/build/thesis_full_pandoc.docx
@@ -37,7 +37,7 @@
         <w:p>
           <w:r>
             <w:fldChar w:fldCharType="begin" w:dirty="true"/>
-            <w:instrText xml:space="preserve">TOC \o "1-2" \h \z \u</w:instrText>
+            <w:instrText xml:space="preserve">TOC \o "1-3" \h \z \u</w:instrText>
             <w:fldChar w:fldCharType="separate"/>
             <w:fldChar w:fldCharType="end"/>
           </w:r>
@@ -614,7 +614,7 @@
         <w:pStyle w:val="FirstParagraph"/>
       </w:pPr>
       <w:r>
-        <w:t xml:space="preserve">I would like to thank my supervisor,</w:t>
+        <w:t xml:space="preserve">I thank my supervisor,</w:t>
       </w:r>
       <w:r>
         <w:t xml:space="preserve"> </w:t>
@@ -627,7 +627,7 @@
         <w:t xml:space="preserve">dr inż. Michał Błędowski</w:t>
       </w:r>
       <w:r>
-        <w:t xml:space="preserve">, for the time he invested in shaping the scope of this thesis, the clarity of his feedback during the development of the system, and his suggestion to extend the work with the comparative study reported in Chapter 4. The shape of the engineering and research aspects of this project owes much to those conversations.</w:t>
+        <w:t xml:space="preserve">, for agreeing to supervise this thesis and for the suggestion to extend the work with the comparative study reported in Chapter 4; the shape of the engineering and research halves of this project owes much to those conversations.</w:t>
       </w:r>
     </w:p>
     <w:p>
@@ -635,7 +635,7 @@
         <w:pStyle w:val="BodyText"/>
       </w:pPr>
       <w:r>
-        <w:t xml:space="preserve">I am grateful to the</w:t>
+        <w:t xml:space="preserve">I am also grateful to the</w:t>
       </w:r>
       <w:r>
         <w:t xml:space="preserve"> </w:t>
@@ -651,7 +651,7 @@
         <w:t xml:space="preserve"> </w:t>
       </w:r>
       <w:r>
-        <w:t xml:space="preserve">at Wrocław University of Science and Technology for providing the academic environment in which this thesis was prepared, and to the staff and lecturers whose courses across the</w:t>
+        <w:t xml:space="preserve">at Wrocław University of Science and Technology, and to the</w:t>
       </w:r>
       <w:r>
         <w:t xml:space="preserve"> </w:t>
@@ -667,7 +667,7 @@
         <w:t xml:space="preserve"> </w:t>
       </w:r>
       <w:r>
-        <w:t xml:space="preserve">curriculum gave me the technical foundation on which this work builds.</w:t>
+        <w:t xml:space="preserve">programme more broadly, for providing the structure that made it possible for an undergraduate project to attempt both a working system and an instrumented evaluation in the same volume.</w:t>
       </w:r>
     </w:p>
     <w:p>
@@ -675,7 +675,47 @@
         <w:pStyle w:val="BodyText"/>
       </w:pPr>
       <w:r>
-        <w:t xml:space="preserve">My thanks to the open-source maintainers of the FastAPI, TanStack, React, and SQLAlchemy projects, whose libraries made it possible for a single developer to ship a system at this scope on a thesis-bound schedule.</w:t>
+        <w:t xml:space="preserve">This thesis was largely a solo effort, but it rests on the public work of people I never met — the maintainers of the open-source libraries the system runs on, and the authors of the papers cited in Chapters 1 and 4. Without their contributions, a single undergraduate could not have built and evaluated a system of this scope in the time available.</w:t>
+      </w:r>
+    </w:p>
+    <w:p>
+      <w:pPr>
+        <w:pStyle w:val="BodyText"/>
+      </w:pPr>
+      <w:r>
+        <w:t xml:space="preserve">Writing the empirical chapters changed how I thought about the code, and rewriting the code changed how I framed the research questions. The discipline of carrying both halves in the same volume turned out to be the project’s most useful constraint, and is, in retrospect, the thing I will most remember from this year.</w:t>
+      </w:r>
+    </w:p>
+    <w:p>
+      <w:pPr>
+        <w:pStyle w:val="BodyText"/>
+      </w:pPr>
+      <w:r>
+        <w:t xml:space="preserve">To</w:t>
+      </w:r>
+      <w:r>
+        <w:t xml:space="preserve"> </w:t>
+      </w:r>
+      <w:r>
+        <w:rPr>
+          <w:b/>
+          <w:bCs/>
+        </w:rPr>
+        <w:t xml:space="preserve">Wrocław</w:t>
+      </w:r>
+      <w:r>
+        <w:t xml:space="preserve"> </w:t>
+      </w:r>
+      <w:r>
+        <w:t xml:space="preserve">— the city, the cohort I sat next to in lecture halls, and the small daily friction of studying far from home in a language not my own — thank you for shaping the conditions in which this work was possible.</w:t>
+      </w:r>
+    </w:p>
+    <w:p>
+      <w:pPr>
+        <w:pStyle w:val="BodyText"/>
+      </w:pPr>
+      <w:r>
+        <w:t xml:space="preserve">Any errors that remain are my own.</w:t>
       </w:r>
     </w:p>
     <w:p>

--- a/thesis/build/thesis_full_pandoc.docx
+++ b/thesis/build/thesis_full_pandoc.docx
@@ -430,7 +430,7 @@
         <w:rPr>
           <w:lang w:val="pl"/>
         </w:rPr>
-        <w:t xml:space="preserve">= 0,395, co wskazuje, że w tym wymiarze deterministyczna heurystyka nie zastępuje modelu językowego. Ograniczenia obejmują zakres jednojęzyczny (angielski), syntetyczny zbiór jednego autora oraz pojedynczą konfigurację dostawcy modelu językowego. Dalsze prace obejmują rozszerzenie pokrycia językowego na polski (etykiety ESCO, polskojęzyczne wstępne przetwarzanie, detekcję sekcji oraz dwujęzyczną ewaluację), pośredni poziom dopasowania semantycznego oparty na transformatorach zdań, integrację komponentu wyszukiwania wspomagającego oraz wymianę pamięci podręcznej procesu na rozwiązanie współdzielone (Redis).</w:t>
+        <w:t xml:space="preserve">= 0,395, co wskazuje, że w tym wymiarze deterministyczna heurystyka nie zastępuje modelu językowego. Ograniczenia obejmują zakres jednojęzyczny (angielski), syntetyczny zbiór jednego autora oraz pojedynczą konfigurację dostawcy modelu językowego. Dalsze prace obejmują rozszerzenie pokrycia językowego na polski, pośredni poziom dopasowania semantycznego oparty na transformatorach zdań, integrację komponentu wyszukiwania wspomagającego oraz wymianę pamięci podręcznej procesu na Redis.</w:t>
       </w:r>
     </w:p>
     <w:p>
